--- a/docx/es/BUFRCREX_TableB_es_01.docx
+++ b/docx/es/BUFRCREX_TableB_es_01.docx
@@ -239,7 +239,7 @@
                 <w:b w:val="0"/>
                 <w:sz w:val="16"/>
               </w:rPr>
-              <w:t>001001</w:t>
+              <w:t>0 01 001</w:t>
             </w:r>
           </w:p>
         </w:tc>
@@ -403,7 +403,7 @@
                 <w:b w:val="0"/>
                 <w:sz w:val="16"/>
               </w:rPr>
-              <w:t>001002</w:t>
+              <w:t>0 01 002</w:t>
             </w:r>
           </w:p>
         </w:tc>
@@ -567,7 +567,7 @@
                 <w:b w:val="0"/>
                 <w:sz w:val="16"/>
               </w:rPr>
-              <w:t>001003</w:t>
+              <w:t>0 01 003</w:t>
             </w:r>
           </w:p>
         </w:tc>
@@ -731,7 +731,7 @@
                 <w:b w:val="0"/>
                 <w:sz w:val="16"/>
               </w:rPr>
-              <w:t>001004</w:t>
+              <w:t>0 01 004</w:t>
             </w:r>
           </w:p>
         </w:tc>
@@ -896,7 +896,7 @@
                 <w:b w:val="0"/>
                 <w:sz w:val="16"/>
               </w:rPr>
-              <w:t>001005</w:t>
+              <w:t>0 01 005</w:t>
             </w:r>
           </w:p>
         </w:tc>
@@ -1060,7 +1060,7 @@
                 <w:b w:val="0"/>
                 <w:sz w:val="16"/>
               </w:rPr>
-              <w:t>001006</w:t>
+              <w:t>0 01 006</w:t>
             </w:r>
           </w:p>
         </w:tc>
@@ -1224,7 +1224,7 @@
                 <w:b w:val="0"/>
                 <w:sz w:val="16"/>
               </w:rPr>
-              <w:t>001007</w:t>
+              <w:t>0 01 007</w:t>
             </w:r>
           </w:p>
         </w:tc>
@@ -1388,7 +1388,7 @@
                 <w:b w:val="0"/>
                 <w:sz w:val="16"/>
               </w:rPr>
-              <w:t>001008</w:t>
+              <w:t>0 01 008</w:t>
             </w:r>
           </w:p>
         </w:tc>
@@ -1552,7 +1552,7 @@
                 <w:b w:val="0"/>
                 <w:sz w:val="16"/>
               </w:rPr>
-              <w:t>001009</w:t>
+              <w:t>0 01 009</w:t>
             </w:r>
           </w:p>
         </w:tc>
@@ -1716,7 +1716,7 @@
                 <w:b w:val="0"/>
                 <w:sz w:val="16"/>
               </w:rPr>
-              <w:t>001010</w:t>
+              <w:t>0 01 010</w:t>
             </w:r>
           </w:p>
         </w:tc>
@@ -1880,7 +1880,7 @@
                 <w:b w:val="0"/>
                 <w:sz w:val="16"/>
               </w:rPr>
-              <w:t>001011</w:t>
+              <w:t>0 01 011</w:t>
             </w:r>
           </w:p>
         </w:tc>
@@ -2044,7 +2044,7 @@
                 <w:b w:val="0"/>
                 <w:sz w:val="16"/>
               </w:rPr>
-              <w:t>001012</w:t>
+              <w:t>0 01 012</w:t>
             </w:r>
           </w:p>
         </w:tc>
@@ -2209,7 +2209,7 @@
                 <w:b w:val="0"/>
                 <w:sz w:val="16"/>
               </w:rPr>
-              <w:t>001013</w:t>
+              <w:t>0 01 013</w:t>
             </w:r>
           </w:p>
         </w:tc>
@@ -2374,7 +2374,7 @@
                 <w:b w:val="0"/>
                 <w:sz w:val="16"/>
               </w:rPr>
-              <w:t>001014</w:t>
+              <w:t>0 01 014</w:t>
             </w:r>
           </w:p>
         </w:tc>
@@ -2538,7 +2538,7 @@
                 <w:b w:val="0"/>
                 <w:sz w:val="16"/>
               </w:rPr>
-              <w:t>001015</w:t>
+              <w:t>0 01 015</w:t>
             </w:r>
           </w:p>
         </w:tc>
@@ -2702,7 +2702,7 @@
                 <w:b w:val="0"/>
                 <w:sz w:val="16"/>
               </w:rPr>
-              <w:t>001018</w:t>
+              <w:t>0 01 018</w:t>
             </w:r>
           </w:p>
         </w:tc>
@@ -2866,7 +2866,7 @@
                 <w:b w:val="0"/>
                 <w:sz w:val="16"/>
               </w:rPr>
-              <w:t>001019</w:t>
+              <w:t>0 01 019</w:t>
             </w:r>
           </w:p>
         </w:tc>
@@ -3030,7 +3030,7 @@
                 <w:b w:val="0"/>
                 <w:sz w:val="16"/>
               </w:rPr>
-              <w:t>001020</w:t>
+              <w:t>0 01 020</w:t>
             </w:r>
           </w:p>
         </w:tc>
@@ -3194,7 +3194,7 @@
                 <w:b w:val="0"/>
                 <w:sz w:val="16"/>
               </w:rPr>
-              <w:t>001021</w:t>
+              <w:t>0 01 021</w:t>
             </w:r>
           </w:p>
         </w:tc>
@@ -3358,7 +3358,7 @@
                 <w:b w:val="0"/>
                 <w:sz w:val="16"/>
               </w:rPr>
-              <w:t>001022</w:t>
+              <w:t>0 01 022</w:t>
             </w:r>
           </w:p>
         </w:tc>
@@ -3523,7 +3523,7 @@
                 <w:b w:val="0"/>
                 <w:sz w:val="16"/>
               </w:rPr>
-              <w:t>001023</w:t>
+              <w:t>0 01 023</w:t>
             </w:r>
           </w:p>
         </w:tc>
@@ -3687,7 +3687,7 @@
                 <w:b w:val="0"/>
                 <w:sz w:val="16"/>
               </w:rPr>
-              <w:t>001024</w:t>
+              <w:t>0 01 024</w:t>
             </w:r>
           </w:p>
         </w:tc>
@@ -3851,7 +3851,7 @@
                 <w:b w:val="0"/>
                 <w:sz w:val="16"/>
               </w:rPr>
-              <w:t>001025</w:t>
+              <w:t>0 01 025</w:t>
             </w:r>
           </w:p>
         </w:tc>
@@ -4016,7 +4016,7 @@
                 <w:b w:val="0"/>
                 <w:sz w:val="16"/>
               </w:rPr>
-              <w:t>001026</w:t>
+              <w:t>0 01 026</w:t>
             </w:r>
           </w:p>
         </w:tc>
@@ -4181,7 +4181,7 @@
                 <w:b w:val="0"/>
                 <w:sz w:val="16"/>
               </w:rPr>
-              <w:t>001027</w:t>
+              <w:t>0 01 027</w:t>
             </w:r>
           </w:p>
         </w:tc>
@@ -4346,7 +4346,7 @@
                 <w:b w:val="0"/>
                 <w:sz w:val="16"/>
               </w:rPr>
-              <w:t>001028</w:t>
+              <w:t>0 01 028</w:t>
             </w:r>
           </w:p>
         </w:tc>
@@ -4510,7 +4510,7 @@
                 <w:b w:val="0"/>
                 <w:sz w:val="16"/>
               </w:rPr>
-              <w:t>001029</w:t>
+              <w:t>0 01 029</w:t>
             </w:r>
           </w:p>
         </w:tc>
@@ -4674,7 +4674,7 @@
                 <w:b w:val="0"/>
                 <w:sz w:val="16"/>
               </w:rPr>
-              <w:t>001030</w:t>
+              <w:t>0 01 030</w:t>
             </w:r>
           </w:p>
         </w:tc>
@@ -4839,7 +4839,7 @@
                 <w:b w:val="0"/>
                 <w:sz w:val="16"/>
               </w:rPr>
-              <w:t>001031</w:t>
+              <w:t>0 01 031</w:t>
             </w:r>
           </w:p>
         </w:tc>
@@ -5004,7 +5004,7 @@
                 <w:b w:val="0"/>
                 <w:sz w:val="16"/>
               </w:rPr>
-              <w:t>001032</w:t>
+              <w:t>0 01 032</w:t>
             </w:r>
           </w:p>
         </w:tc>
@@ -5169,7 +5169,7 @@
                 <w:b w:val="0"/>
                 <w:sz w:val="16"/>
               </w:rPr>
-              <w:t>001033</w:t>
+              <w:t>0 01 033</w:t>
             </w:r>
           </w:p>
         </w:tc>
@@ -5333,7 +5333,7 @@
                 <w:b w:val="0"/>
                 <w:sz w:val="16"/>
               </w:rPr>
-              <w:t>001034</w:t>
+              <w:t>0 01 034</w:t>
             </w:r>
           </w:p>
         </w:tc>
@@ -5497,7 +5497,7 @@
                 <w:b w:val="0"/>
                 <w:sz w:val="16"/>
               </w:rPr>
-              <w:t>001035</w:t>
+              <w:t>0 01 035</w:t>
             </w:r>
           </w:p>
         </w:tc>
@@ -5661,7 +5661,7 @@
                 <w:b w:val="0"/>
                 <w:sz w:val="16"/>
               </w:rPr>
-              <w:t>001036</w:t>
+              <w:t>0 01 036</w:t>
             </w:r>
           </w:p>
         </w:tc>
@@ -5825,7 +5825,7 @@
                 <w:b w:val="0"/>
                 <w:sz w:val="16"/>
               </w:rPr>
-              <w:t>001037</w:t>
+              <w:t>0 01 037</w:t>
             </w:r>
           </w:p>
         </w:tc>
@@ -5989,7 +5989,7 @@
                 <w:b w:val="0"/>
                 <w:sz w:val="16"/>
               </w:rPr>
-              <w:t>001038</w:t>
+              <w:t>0 01 038</w:t>
             </w:r>
           </w:p>
         </w:tc>
@@ -6153,7 +6153,7 @@
                 <w:b w:val="0"/>
                 <w:sz w:val="16"/>
               </w:rPr>
-              <w:t>001039</w:t>
+              <w:t>0 01 039</w:t>
             </w:r>
           </w:p>
         </w:tc>
@@ -6317,7 +6317,7 @@
                 <w:b w:val="0"/>
                 <w:sz w:val="16"/>
               </w:rPr>
-              <w:t>001040</w:t>
+              <w:t>0 01 040</w:t>
             </w:r>
           </w:p>
         </w:tc>
@@ -6481,7 +6481,7 @@
                 <w:b w:val="0"/>
                 <w:sz w:val="16"/>
               </w:rPr>
-              <w:t>001041</w:t>
+              <w:t>0 01 041</w:t>
             </w:r>
           </w:p>
         </w:tc>
@@ -6646,7 +6646,7 @@
                 <w:b w:val="0"/>
                 <w:sz w:val="16"/>
               </w:rPr>
-              <w:t>001042</w:t>
+              <w:t>0 01 042</w:t>
             </w:r>
           </w:p>
         </w:tc>
@@ -6811,7 +6811,7 @@
                 <w:b w:val="0"/>
                 <w:sz w:val="16"/>
               </w:rPr>
-              <w:t>001043</w:t>
+              <w:t>0 01 043</w:t>
             </w:r>
           </w:p>
         </w:tc>
@@ -6976,7 +6976,7 @@
                 <w:b w:val="0"/>
                 <w:sz w:val="16"/>
               </w:rPr>
-              <w:t>001044</w:t>
+              <w:t>0 01 044</w:t>
             </w:r>
           </w:p>
         </w:tc>
@@ -7140,7 +7140,7 @@
                 <w:b w:val="0"/>
                 <w:sz w:val="16"/>
               </w:rPr>
-              <w:t>001050</w:t>
+              <w:t>0 01 050</w:t>
             </w:r>
           </w:p>
         </w:tc>
@@ -7304,7 +7304,7 @@
                 <w:b w:val="0"/>
                 <w:sz w:val="16"/>
               </w:rPr>
-              <w:t>001051</w:t>
+              <w:t>0 01 051</w:t>
             </w:r>
           </w:p>
         </w:tc>
@@ -7468,7 +7468,7 @@
                 <w:b w:val="0"/>
                 <w:sz w:val="16"/>
               </w:rPr>
-              <w:t>001052</w:t>
+              <w:t>0 01 052</w:t>
             </w:r>
           </w:p>
         </w:tc>
@@ -7632,7 +7632,7 @@
                 <w:b w:val="0"/>
                 <w:sz w:val="16"/>
               </w:rPr>
-              <w:t>001053</w:t>
+              <w:t>0 01 053</w:t>
             </w:r>
           </w:p>
         </w:tc>
@@ -7796,7 +7796,7 @@
                 <w:b w:val="0"/>
                 <w:sz w:val="16"/>
               </w:rPr>
-              <w:t>001060</w:t>
+              <w:t>0 01 060</w:t>
             </w:r>
           </w:p>
         </w:tc>
@@ -7960,7 +7960,7 @@
                 <w:b w:val="0"/>
                 <w:sz w:val="16"/>
               </w:rPr>
-              <w:t>001062</w:t>
+              <w:t>0 01 062</w:t>
             </w:r>
           </w:p>
         </w:tc>
@@ -8124,7 +8124,7 @@
                 <w:b w:val="0"/>
                 <w:sz w:val="16"/>
               </w:rPr>
-              <w:t>001063</w:t>
+              <w:t>0 01 063</w:t>
             </w:r>
           </w:p>
         </w:tc>
@@ -8288,7 +8288,7 @@
                 <w:b w:val="0"/>
                 <w:sz w:val="16"/>
               </w:rPr>
-              <w:t>001064</w:t>
+              <w:t>0 01 064</w:t>
             </w:r>
           </w:p>
         </w:tc>
@@ -8452,7 +8452,7 @@
                 <w:b w:val="0"/>
                 <w:sz w:val="16"/>
               </w:rPr>
-              <w:t>001065</w:t>
+              <w:t>0 01 065</w:t>
             </w:r>
           </w:p>
         </w:tc>
@@ -8616,7 +8616,7 @@
                 <w:b w:val="0"/>
                 <w:sz w:val="16"/>
               </w:rPr>
-              <w:t>001075</w:t>
+              <w:t>0 01 075</w:t>
             </w:r>
           </w:p>
         </w:tc>
@@ -8780,7 +8780,7 @@
                 <w:b w:val="0"/>
                 <w:sz w:val="16"/>
               </w:rPr>
-              <w:t>001079</w:t>
+              <w:t>0 01 079</w:t>
             </w:r>
           </w:p>
         </w:tc>
@@ -8944,7 +8944,7 @@
                 <w:b w:val="0"/>
                 <w:sz w:val="16"/>
               </w:rPr>
-              <w:t>001080</w:t>
+              <w:t>0 01 080</w:t>
             </w:r>
           </w:p>
         </w:tc>
@@ -9108,7 +9108,7 @@
                 <w:b w:val="0"/>
                 <w:sz w:val="16"/>
               </w:rPr>
-              <w:t>001081</w:t>
+              <w:t>0 01 081</w:t>
             </w:r>
           </w:p>
         </w:tc>
@@ -9272,7 +9272,7 @@
                 <w:b w:val="0"/>
                 <w:sz w:val="16"/>
               </w:rPr>
-              <w:t>001082</w:t>
+              <w:t>0 01 082</w:t>
             </w:r>
           </w:p>
         </w:tc>
@@ -9437,7 +9437,7 @@
                 <w:b w:val="0"/>
                 <w:sz w:val="16"/>
               </w:rPr>
-              <w:t>001083</w:t>
+              <w:t>0 01 083</w:t>
             </w:r>
           </w:p>
         </w:tc>
@@ -9602,7 +9602,7 @@
                 <w:b w:val="0"/>
                 <w:sz w:val="16"/>
               </w:rPr>
-              <w:t>001085</w:t>
+              <w:t>0 01 085</w:t>
             </w:r>
           </w:p>
         </w:tc>
@@ -9766,7 +9766,7 @@
                 <w:b w:val="0"/>
                 <w:sz w:val="16"/>
               </w:rPr>
-              <w:t>001086</w:t>
+              <w:t>0 01 086</w:t>
             </w:r>
           </w:p>
         </w:tc>
@@ -9930,7 +9930,7 @@
                 <w:b w:val="0"/>
                 <w:sz w:val="16"/>
               </w:rPr>
-              <w:t>001087</w:t>
+              <w:t>0 01 087</w:t>
             </w:r>
           </w:p>
         </w:tc>
@@ -10094,7 +10094,7 @@
                 <w:b w:val="0"/>
                 <w:sz w:val="16"/>
               </w:rPr>
-              <w:t>001090</w:t>
+              <w:t>0 01 090</w:t>
             </w:r>
           </w:p>
         </w:tc>
@@ -10258,7 +10258,7 @@
                 <w:b w:val="0"/>
                 <w:sz w:val="16"/>
               </w:rPr>
-              <w:t>001091</w:t>
+              <w:t>0 01 091</w:t>
             </w:r>
           </w:p>
         </w:tc>
@@ -10422,7 +10422,7 @@
                 <w:b w:val="0"/>
                 <w:sz w:val="16"/>
               </w:rPr>
-              <w:t>001092</w:t>
+              <w:t>0 01 092</w:t>
             </w:r>
           </w:p>
         </w:tc>
@@ -10586,7 +10586,7 @@
                 <w:b w:val="0"/>
                 <w:sz w:val="16"/>
               </w:rPr>
-              <w:t>001093</w:t>
+              <w:t>0 01 093</w:t>
             </w:r>
           </w:p>
         </w:tc>
@@ -10750,7 +10750,7 @@
                 <w:b w:val="0"/>
                 <w:sz w:val="16"/>
               </w:rPr>
-              <w:t>001094</w:t>
+              <w:t>0 01 094</w:t>
             </w:r>
           </w:p>
         </w:tc>
@@ -10914,7 +10914,7 @@
                 <w:b w:val="0"/>
                 <w:sz w:val="16"/>
               </w:rPr>
-              <w:t>001095</w:t>
+              <w:t>0 01 095</w:t>
             </w:r>
           </w:p>
         </w:tc>
@@ -11078,7 +11078,7 @@
                 <w:b w:val="0"/>
                 <w:sz w:val="16"/>
               </w:rPr>
-              <w:t>001096</w:t>
+              <w:t>0 01 096</w:t>
             </w:r>
           </w:p>
         </w:tc>
@@ -11242,7 +11242,7 @@
                 <w:b w:val="0"/>
                 <w:sz w:val="16"/>
               </w:rPr>
-              <w:t>001099</w:t>
+              <w:t>0 01 099</w:t>
             </w:r>
           </w:p>
         </w:tc>
@@ -11406,7 +11406,7 @@
                 <w:b w:val="0"/>
                 <w:sz w:val="16"/>
               </w:rPr>
-              <w:t>001101</w:t>
+              <w:t>0 01 101</w:t>
             </w:r>
           </w:p>
         </w:tc>
@@ -11570,7 +11570,7 @@
                 <w:b w:val="0"/>
                 <w:sz w:val="16"/>
               </w:rPr>
-              <w:t>001102</w:t>
+              <w:t>0 01 102</w:t>
             </w:r>
           </w:p>
         </w:tc>
@@ -11734,7 +11734,7 @@
                 <w:b w:val="0"/>
                 <w:sz w:val="16"/>
               </w:rPr>
-              <w:t>001103</w:t>
+              <w:t>0 01 103</w:t>
             </w:r>
           </w:p>
         </w:tc>
@@ -11898,7 +11898,7 @@
                 <w:b w:val="0"/>
                 <w:sz w:val="16"/>
               </w:rPr>
-              <w:t>001104</w:t>
+              <w:t>0 01 104</w:t>
             </w:r>
           </w:p>
         </w:tc>
@@ -12062,7 +12062,7 @@
                 <w:b w:val="0"/>
                 <w:sz w:val="16"/>
               </w:rPr>
-              <w:t>001105</w:t>
+              <w:t>0 01 105</w:t>
             </w:r>
           </w:p>
         </w:tc>
@@ -12226,7 +12226,7 @@
                 <w:b w:val="0"/>
                 <w:sz w:val="16"/>
               </w:rPr>
-              <w:t>001106</w:t>
+              <w:t>0 01 106</w:t>
             </w:r>
           </w:p>
         </w:tc>
@@ -12390,7 +12390,7 @@
                 <w:b w:val="0"/>
                 <w:sz w:val="16"/>
               </w:rPr>
-              <w:t>001110</w:t>
+              <w:t>0 01 110</w:t>
             </w:r>
           </w:p>
         </w:tc>
@@ -12554,7 +12554,7 @@
                 <w:b w:val="0"/>
                 <w:sz w:val="16"/>
               </w:rPr>
-              <w:t>001111</w:t>
+              <w:t>0 01 111</w:t>
             </w:r>
           </w:p>
         </w:tc>
@@ -12718,7 +12718,7 @@
                 <w:b w:val="0"/>
                 <w:sz w:val="16"/>
               </w:rPr>
-              <w:t>001112</w:t>
+              <w:t>0 01 112</w:t>
             </w:r>
           </w:p>
         </w:tc>
@@ -12882,7 +12882,7 @@
                 <w:b w:val="0"/>
                 <w:sz w:val="16"/>
               </w:rPr>
-              <w:t>001113</w:t>
+              <w:t>0 01 113</w:t>
             </w:r>
           </w:p>
         </w:tc>
@@ -13046,7 +13046,7 @@
                 <w:b w:val="0"/>
                 <w:sz w:val="16"/>
               </w:rPr>
-              <w:t>001114</w:t>
+              <w:t>0 01 114</w:t>
             </w:r>
           </w:p>
         </w:tc>
@@ -13210,7 +13210,7 @@
                 <w:b w:val="0"/>
                 <w:sz w:val="16"/>
               </w:rPr>
-              <w:t>001115</w:t>
+              <w:t>0 01 115</w:t>
             </w:r>
           </w:p>
         </w:tc>
@@ -13374,7 +13374,7 @@
                 <w:b w:val="0"/>
                 <w:sz w:val="16"/>
               </w:rPr>
-              <w:t>001124</w:t>
+              <w:t>0 01 124</w:t>
             </w:r>
           </w:p>
         </w:tc>
@@ -13538,7 +13538,7 @@
                 <w:b w:val="0"/>
                 <w:sz w:val="16"/>
               </w:rPr>
-              <w:t>001125</w:t>
+              <w:t>0 01 125</w:t>
             </w:r>
           </w:p>
         </w:tc>
@@ -13702,7 +13702,7 @@
                 <w:b w:val="0"/>
                 <w:sz w:val="16"/>
               </w:rPr>
-              <w:t>001126</w:t>
+              <w:t>0 01 126</w:t>
             </w:r>
           </w:p>
         </w:tc>
@@ -13866,7 +13866,7 @@
                 <w:b w:val="0"/>
                 <w:sz w:val="16"/>
               </w:rPr>
-              <w:t>001127</w:t>
+              <w:t>0 01 127</w:t>
             </w:r>
           </w:p>
         </w:tc>
@@ -14030,7 +14030,7 @@
                 <w:b w:val="0"/>
                 <w:sz w:val="16"/>
               </w:rPr>
-              <w:t>001128</w:t>
+              <w:t>0 01 128</w:t>
             </w:r>
           </w:p>
         </w:tc>
@@ -14194,7 +14194,7 @@
                 <w:b w:val="0"/>
                 <w:sz w:val="16"/>
               </w:rPr>
-              <w:t>001144</w:t>
+              <w:t>0 01 144</w:t>
             </w:r>
           </w:p>
         </w:tc>
@@ -14358,7 +14358,7 @@
                 <w:b w:val="0"/>
                 <w:sz w:val="16"/>
               </w:rPr>
-              <w:t>001150</w:t>
+              <w:t>0 01 150</w:t>
             </w:r>
           </w:p>
         </w:tc>
@@ -14522,7 +14522,7 @@
                 <w:b w:val="0"/>
                 <w:sz w:val="16"/>
               </w:rPr>
-              <w:t>001151</w:t>
+              <w:t>0 01 151</w:t>
             </w:r>
           </w:p>
         </w:tc>
@@ -14686,7 +14686,7 @@
                 <w:b w:val="0"/>
                 <w:sz w:val="16"/>
               </w:rPr>
-              <w:t>001152</w:t>
+              <w:t>0 01 152</w:t>
             </w:r>
           </w:p>
         </w:tc>
@@ -14850,7 +14850,7 @@
                 <w:b w:val="0"/>
                 <w:sz w:val="16"/>
               </w:rPr>
-              <w:t>001153</w:t>
+              <w:t>0 01 153</w:t>
             </w:r>
           </w:p>
         </w:tc>
@@ -15014,7 +15014,7 @@
                 <w:b w:val="0"/>
                 <w:sz w:val="16"/>
               </w:rPr>
-              <w:t>001154</w:t>
+              <w:t>0 01 154</w:t>
             </w:r>
           </w:p>
         </w:tc>

--- a/docx/es/BUFRCREX_TableB_es_01.docx
+++ b/docx/es/BUFRCREX_TableB_es_01.docx
@@ -17821,377 +17821,6 @@
         </w:tc>
       </w:tr>
     </w:tbl>
-    <w:p/>
-    <w:p>
-      <w:r>
-        <w:rPr>
-          <w:rFonts w:ascii="Verdana" w:hAnsi="Verdana"/>
-          <w:i/>
-          <w:sz w:val="14"/>
-        </w:rPr>
-        <w:t>Note 23: El valor –0,1 kg m–2 antes de la aplicación del factor de escala (–1 después de su aplicación o en la clave CREX) indicará “trazas” (no mensurable, menos de 0,05 kg m–2).</w:t>
-      </w:r>
-    </w:p>
-    <w:p>
-      <w:r>
-        <w:rPr>
-          <w:rFonts w:ascii="Verdana" w:hAnsi="Verdana"/>
-          <w:i/>
-          <w:sz w:val="14"/>
-        </w:rPr>
-        <w:t>Note 25: Una significación definida anteriormente puede anularse transmitiendo un “valor faltante” a partir de la tabla de cifrado o de banderines apropiada.</w:t>
-      </w:r>
-    </w:p>
-    <w:p>
-      <w:r>
-        <w:rPr>
-          <w:rFonts w:ascii="Verdana" w:hAnsi="Verdana"/>
-          <w:i/>
-          <w:sz w:val="14"/>
-        </w:rPr>
-        <w:t>Note 27: Todas las horas están expresadas en Tiempo Universal Coordinado (UTC), a menos que se indique lo contrario. I.2 – BUFR/CREX Tabla B/04 – 3</w:t>
-      </w:r>
-    </w:p>
-    <w:p>
-      <w:r>
-        <w:rPr>
-          <w:rFonts w:ascii="Verdana" w:hAnsi="Verdana"/>
-          <w:i/>
-          <w:sz w:val="14"/>
-        </w:rPr>
-        <w:t>Note 32: Solo se indicará el rumbo o azimut en relación con la localización comunicada que no volverá a especificarse.</w:t>
-      </w:r>
-    </w:p>
-    <w:p>
-      <w:r>
-        <w:rPr>
-          <w:rFonts w:ascii="Verdana" w:hAnsi="Verdana"/>
-          <w:i/>
-          <w:sz w:val="14"/>
-        </w:rPr>
-        <w:t>Note 62: Tan solo se indicará la distancia en relación con la localización comunicada y el rumbo, azimut o elevación y no se volverá a especificar esta localización.</w:t>
-      </w:r>
-    </w:p>
-    <w:p>
-      <w:r>
-        <w:rPr>
-          <w:rFonts w:ascii="Verdana" w:hAnsi="Verdana"/>
-          <w:i/>
-          <w:sz w:val="14"/>
-        </w:rPr>
-        <w:t>Note 63: Se asignarán valores positivos a la radiación descendente.</w:t>
-      </w:r>
-    </w:p>
-    <w:p>
-      <w:r>
-        <w:rPr>
-          <w:rFonts w:ascii="Verdana" w:hAnsi="Verdana"/>
-          <w:i/>
-          <w:sz w:val="14"/>
-        </w:rPr>
-        <w:t>Note 64: Se asignarán valores positivos a los componentes descendentes w cuando las unidades sean Pa s –1.</w:t>
-      </w:r>
-    </w:p>
-    <w:p>
-      <w:r>
-        <w:rPr>
-          <w:rFonts w:ascii="Verdana" w:hAnsi="Verdana"/>
-          <w:i/>
-          <w:sz w:val="14"/>
-        </w:rPr>
-        <w:t>Note 66: Se asignarán valores negativos a los incrementos este-oeste.</w:t>
-      </w:r>
-    </w:p>
-    <w:p>
-      <w:r>
-        <w:rPr>
-          <w:rFonts w:ascii="Verdana" w:hAnsi="Verdana"/>
-          <w:i/>
-          <w:sz w:val="14"/>
-        </w:rPr>
-        <w:t>Note 75: Para los descriptores CREX F = B, no 0.</w:t>
-      </w:r>
-    </w:p>
-    <w:p>
-      <w:r>
-        <w:rPr>
-          <w:rFonts w:ascii="Verdana" w:hAnsi="Verdana"/>
-          <w:i/>
-          <w:sz w:val="14"/>
-        </w:rPr>
-        <w:t>Note 92: Para distinguir claramente los casos de datos faltantes y de píxeles saturados, los datos de imagen de n bits deberían cifrarse utilizando una anchura de datos de n + 1. Si tal descriptor no está disponible ya en la Clase 30, debería utilizarse un descriptor de operación 2 01 YYY para modificar la anchura de datos de la entrada existente, si fuese necesario. I.2 – BUFR/CREX Tabla B/30 – 1</w:t>
-      </w:r>
-    </w:p>
-    <w:p>
-      <w:r>
-        <w:rPr>
-          <w:rFonts w:ascii="Verdana" w:hAnsi="Verdana"/>
-          <w:i/>
-          <w:sz w:val="14"/>
-        </w:rPr>
-        <w:t>Note 105: Para indicar períodos de tiempo o desplazamientos que preceden al tiempo definido actualmente se emplearán períodos de tiempo negativos o desplazamientos.</w:t>
-      </w:r>
-    </w:p>
-    <w:p>
-      <w:r>
-        <w:rPr>
-          <w:rFonts w:ascii="Verdana" w:hAnsi="Verdana"/>
-          <w:i/>
-          <w:sz w:val="14"/>
-        </w:rPr>
-        <w:t>Note 110: Se asignarán valores negativos a los incrementos norte-sur.</w:t>
-      </w:r>
-    </w:p>
-    <w:p>
-      <w:r>
-        <w:rPr>
-          <w:rFonts w:ascii="Verdana" w:hAnsi="Verdana"/>
-          <w:i/>
-          <w:sz w:val="14"/>
-        </w:rPr>
-        <w:t>Note 115: La anchura de datos de los píxeles puede cambiarse mediante el descriptor 2 01 YYY.</w:t>
-      </w:r>
-    </w:p>
-    <w:p>
-      <w:r>
-        <w:rPr>
-          <w:rFonts w:ascii="Verdana" w:hAnsi="Verdana"/>
-          <w:i/>
-          <w:sz w:val="14"/>
-        </w:rPr>
-        <w:t>Note 121: En relación con determinados elementos de esta clase, pueden consignarse algunas indicaciones sobre la precisión prevista.</w:t>
-      </w:r>
-    </w:p>
-    <w:p>
-      <w:r>
-        <w:rPr>
-          <w:rFonts w:ascii="Verdana" w:hAnsi="Verdana"/>
-          <w:i/>
-          <w:sz w:val="14"/>
-        </w:rPr>
-        <w:t>Note 122: Se asignarán valores negativos a la latitud sur.</w:t>
-      </w:r>
-    </w:p>
-    <w:p>
-      <w:r>
-        <w:rPr>
-          <w:rFonts w:ascii="Verdana" w:hAnsi="Verdana"/>
-          <w:i/>
-          <w:sz w:val="14"/>
-        </w:rPr>
-        <w:t>Note 123: Se asignarán valores positivos a los componentes v en sentido sur–norte.</w:t>
-      </w:r>
-    </w:p>
-    <w:p>
-      <w:r>
-        <w:rPr>
-          <w:rFonts w:ascii="Verdana" w:hAnsi="Verdana"/>
-          <w:i/>
-          <w:sz w:val="14"/>
-        </w:rPr>
-        <w:t>Note 126: Los informes sobre la dirección del viento de superficie resultantes de mediciones dentro del 1° del Polo Norte o del Polo Sur se notificarán de manera que el cero de su acimut esté alineado, coincidiendo con los 0° del meridiano de Greenwich. I.2 – BUFR/CREX Tabla B/11 – 6</w:t>
-      </w:r>
-    </w:p>
-    <w:p>
-      <w:r>
-        <w:rPr>
-          <w:rFonts w:ascii="Verdana" w:hAnsi="Verdana"/>
-          <w:i/>
-          <w:sz w:val="14"/>
-        </w:rPr>
-        <w:t>Note 140: El tamaño del píxel en la horizontal – 1 está dado por la posición donde el factor de escala del mapa es igual a la unidad.</w:t>
-      </w:r>
-    </w:p>
-    <w:p>
-      <w:r>
-        <w:rPr>
-          <w:rFonts w:ascii="Verdana" w:hAnsi="Verdana"/>
-          <w:i/>
-          <w:sz w:val="14"/>
-        </w:rPr>
-        <w:t>Note 141: El tamaño del píxel en la horizontal – 2 está dado por la posición donde el factor de escala del mapa es igual a la unidad.</w:t>
-      </w:r>
-    </w:p>
-    <w:p>
-      <w:r>
-        <w:rPr>
-          <w:rFonts w:ascii="Verdana" w:hAnsi="Verdana"/>
-          <w:i/>
-          <w:sz w:val="14"/>
-        </w:rPr>
-        <w:t>Note 145: La significación de los períodos o desplazamientos de tiempo se puede indicar utilizando la clave de significación del tiempo correspondiente a la referencia de tabla 0 08 021.</w:t>
-      </w:r>
-    </w:p>
-    <w:p>
-      <w:r>
-        <w:rPr>
-          <w:rFonts w:ascii="Verdana" w:hAnsi="Verdana"/>
-          <w:i/>
-          <w:sz w:val="14"/>
-        </w:rPr>
-        <w:t>Note 149: La localización del tiempo, cuando se utiliza con valores de predicción, indicará la hora del estado inicial de la predicción o el comienzo del período de predicción; cuando se utilice con promedios de conjunto de valores de predicción, la localización del tiempo indicará el estado inicial o el comienzo de la primera predicción de las que se obtienen los valores medios de conjunto</w:t>
-      </w:r>
-    </w:p>
-    <w:p>
-      <w:r>
-        <w:rPr>
-          <w:rFonts w:ascii="Verdana" w:hAnsi="Verdana"/>
-          <w:i/>
-          <w:sz w:val="14"/>
-        </w:rPr>
-        <w:t>Note 155: Esta clase también puede contener elementos relativos a los procedimientos de observación.</w:t>
-      </w:r>
-    </w:p>
-    <w:p>
-      <w:r>
-        <w:rPr>
-          <w:rFonts w:ascii="Verdana" w:hAnsi="Verdana"/>
-          <w:i/>
-          <w:sz w:val="14"/>
-        </w:rPr>
-        <w:t>Note 156: Esta clase incluirá elementos que describen los instrumentos que se utilizan para obtener los elementos meteorológicos transmitidos.</w:t>
-      </w:r>
-    </w:p>
-    <w:p>
-      <w:r>
-        <w:rPr>
-          <w:rFonts w:ascii="Verdana" w:hAnsi="Verdana"/>
-          <w:i/>
-          <w:sz w:val="14"/>
-        </w:rPr>
-        <w:t>Note 158: Respecto a los períodos o desplazamientos de tiempo, e incrementos de tiempo, será necesario determinar la localización inicial del tiempo antes de utilizarlos, y a continuación, según corresponda, se indicará la definición y significación del tiempo.</w:t>
-      </w:r>
-    </w:p>
-    <w:p>
-      <w:r>
-        <w:rPr>
-          <w:rFonts w:ascii="Verdana" w:hAnsi="Verdana"/>
-          <w:i/>
-          <w:sz w:val="14"/>
-        </w:rPr>
-        <w:t>Note 160: Se asignarán valores negativos a la radiación ascendente.</w:t>
-      </w:r>
-    </w:p>
-    <w:p>
-      <w:r>
-        <w:rPr>
-          <w:rFonts w:ascii="Verdana" w:hAnsi="Verdana"/>
-          <w:i/>
-          <w:sz w:val="14"/>
-        </w:rPr>
-        <w:t>Note 161: Se asignarán valores positivos a los componentes ascendentes w cuando las unidades sean m s–1.</w:t>
-      </w:r>
-    </w:p>
-    <w:p>
-      <w:r>
-        <w:rPr>
-          <w:rFonts w:ascii="Verdana" w:hAnsi="Verdana"/>
-          <w:i/>
-          <w:sz w:val="14"/>
-        </w:rPr>
-        <w:t>Note 162: Intervalos útiles utilizados: de 1011 Bq a 1019 Bq para emisiones; de 10–2 Bq a 107 Bq y de 10–2 mSv a 107 mSv para concentraciones y dosis.</w:t>
-      </w:r>
-    </w:p>
-    <w:p>
-      <w:r>
-        <w:rPr>
-          <w:rFonts w:ascii="Verdana" w:hAnsi="Verdana"/>
-          <w:i/>
-          <w:sz w:val="14"/>
-        </w:rPr>
-        <w:t>Note 163: Los valores de la latitud y de los incrementos de latitud quedan comprendidos entre –90 grados y +90 grados.</w:t>
-      </w:r>
-    </w:p>
-    <w:p>
-      <w:r>
-        <w:rPr>
-          <w:rFonts w:ascii="Verdana" w:hAnsi="Verdana"/>
-          <w:i/>
-          <w:sz w:val="14"/>
-        </w:rPr>
-        <w:t>Note 164: Los valores de longitud quedarán comprendidos entre –180 grados y +180 grados.</w:t>
-      </w:r>
-    </w:p>
-    <w:p>
-      <w:r>
-        <w:rPr>
-          <w:rFonts w:ascii="Verdana" w:hAnsi="Verdana"/>
-          <w:i/>
-          <w:sz w:val="14"/>
-        </w:rPr>
-        <w:t>Note 165: Se indicarán los elementos verticales y la presión para determinar los valores de estos elementos con independencia del elemento o variable que indique la coordenada vertical.</w:t>
-      </w:r>
-    </w:p>
-    <w:p>
-      <w:r>
-        <w:rPr>
-          <w:rFonts w:ascii="Verdana" w:hAnsi="Verdana"/>
-          <w:i/>
-          <w:sz w:val="14"/>
-        </w:rPr>
-        <w:t>Note 166: Se asignarán valores negativos a la longitud oeste.</w:t>
-      </w:r>
-    </w:p>
-    <w:p>
-      <w:r>
-        <w:rPr>
-          <w:rFonts w:ascii="Verdana" w:hAnsi="Verdana"/>
-          <w:i/>
-          <w:sz w:val="14"/>
-        </w:rPr>
-        <w:t>Note 167: Se asignarán valores positivos a los componentes u en sentido oeste–este.</w:t>
-      </w:r>
-    </w:p>
-    <w:p>
-      <w:r>
-        <w:rPr>
-          <w:rFonts w:ascii="Verdana" w:hAnsi="Verdana"/>
-          <w:i/>
-          <w:sz w:val="14"/>
-        </w:rPr>
-        <w:t>Note 176: Cuando sea necesario indicar más de un período o desplazamiento de tiempo para hacer indicaciones de tiempo complejas se definirán en sucesión inmediata en el siguiente orden: período conjunto (según corresponda), seguido por el período de predicción (según corresponda), seguido por el período de promedio o acumulación (según corresponda).</w:t>
-      </w:r>
-    </w:p>
-    <w:p>
-      <w:r>
-        <w:rPr>
-          <w:rFonts w:ascii="Verdana" w:hAnsi="Verdana"/>
-          <w:i/>
-          <w:sz w:val="14"/>
-        </w:rPr>
-        <w:t>Note 178: Cuando se indique la expresión “período determinado” en la columna “nombre del elemento”, deberá indicarse el período correspondiente, utilizando referencias de la Clase 04.</w:t>
-      </w:r>
-    </w:p>
-    <w:p>
-      <w:r>
-        <w:rPr>
-          <w:rFonts w:ascii="Verdana" w:hAnsi="Verdana"/>
-          <w:i/>
-          <w:sz w:val="14"/>
-        </w:rPr>
-        <w:t>Note 179: Cuando se acumulen o promedien los valores (por ejemplo en relación con un determinado período de tiempo), el número total de valores de los que se obtienen los valores acumulados o promediados podrán representarse utilizando la referencia 0 08 022.</w:t>
-      </w:r>
-    </w:p>
-    <w:p>
-      <w:r>
-        <w:rPr>
-          <w:rFonts w:ascii="Verdana" w:hAnsi="Verdana"/>
-          <w:i/>
-          <w:sz w:val="14"/>
-        </w:rPr>
-        <w:t>Note 180: Normas para la información sobre vientos: Velocidad Dirección Valor faltante Valor faltante Calma 0 0 Observación normal &gt;0 1°–360° Velocidad solamente &gt;0 Valor faltante Dirección solamente Valor faltante 1°–360° “Ligero y variable” &gt;0 0 No hay observaciones</w:t>
-      </w:r>
-    </w:p>
-    <w:p>
-      <w:r>
-        <w:rPr>
-          <w:rFonts w:ascii="Verdana" w:hAnsi="Verdana"/>
-          <w:i/>
-          <w:sz w:val="14"/>
-        </w:rPr>
-        <w:t>Note 181: Normas de notificación sobre mar de viento y olas: Observación Velocidad Dirección Ninguna observación faltante faltante Calma 0 0 Observación normal &gt;0 1–360 Velocidad únicamente &gt;0 faltante Dirección únicamente faltante 1–360 &gt;0 0 “Ligero y variable”</w:t>
-      </w:r>
-    </w:p>
     <w:sectPr>
       <w:pgSz w:w="16838" w:h="11906" w:orient="landscape"/>
       <w:pgMar w:top="850" w:right="850" w:bottom="850" w:left="850" w:header="720" w:footer="720" w:gutter="0"/>
